--- a/Plantilla_Generica.docx
+++ b/Plantilla_Generica.docx
@@ -361,15 +361,47 @@
           <w:sz w:val="20"/>
           <w:szCs w:val="20"/>
         </w:rPr>
-        <w:t xml:space="preserve">                                                                                                                </w:t>
-      </w:r>
-      <w:r>
-        <w:rPr>
-          <w:rFonts w:ascii="Arial" w:eastAsia="Arial" w:hAnsi="Arial" w:cs="Arial"/>
-          <w:sz w:val="20"/>
-          <w:szCs w:val="20"/>
-        </w:rPr>
-        <w:tab/>
+        <w:t>:</w:t>
+      </w:r>
+      <w:r>
+        <w:rPr>
+          <w:rFonts w:ascii="Arial" w:eastAsia="Arial" w:hAnsi="Arial" w:cs="Arial"/>
+          <w:sz w:val="20"/>
+          <w:szCs w:val="20"/>
+        </w:rPr>
+        <w:t xml:space="preserve">     </w:t>
+      </w:r>
+      <w:r>
+        <w:rPr>
+          <w:rFonts w:ascii="Arial" w:eastAsia="Arial" w:hAnsi="Arial" w:cs="Arial"/>
+          <w:sz w:val="20"/>
+          <w:szCs w:val="20"/>
+        </w:rPr>
+        <w:t xml:space="preserve">{{ nombre_notario }} </w:t>
+      </w:r>
+      <w:r>
+        <w:rPr>
+          <w:rFonts w:ascii="Arial" w:eastAsia="Arial" w:hAnsi="Arial" w:cs="Arial"/>
+          <w:sz w:val="20"/>
+          <w:szCs w:val="20"/>
+        </w:rPr>
+        <w:t xml:space="preserve">  </w:t>
+      </w:r>
+      <w:r>
+        <w:rPr>
+          <w:rFonts w:ascii="Arial" w:eastAsia="Arial" w:hAnsi="Arial" w:cs="Arial"/>
+          <w:sz w:val="20"/>
+          <w:szCs w:val="20"/>
+        </w:rPr>
+        <w:t>{{ notaria_numero }}</w:t>
+      </w:r>
+      <w:r>
+        <w:rPr>
+          <w:rFonts w:ascii="Arial" w:eastAsia="Arial" w:hAnsi="Arial" w:cs="Arial"/>
+          <w:sz w:val="20"/>
+          <w:szCs w:val="20"/>
+        </w:rPr>
+        <w:t xml:space="preserve">                                                                                                       </w:t>
       </w:r>
     </w:p>
     <w:p>
@@ -413,7 +445,15 @@
           <w:sz w:val="16"/>
           <w:szCs w:val="16"/>
         </w:rPr>
-        <w:t xml:space="preserve">: {{ nombre_notario }} </w:t>
+        <w:t xml:space="preserve">: </w:t>
+      </w:r>
+      <w:r>
+        <w:rPr>
+          <w:rFonts w:ascii="Arial" w:eastAsia="Arial" w:hAnsi="Arial" w:cs="Arial"/>
+          <w:sz w:val="16"/>
+          <w:szCs w:val="16"/>
+        </w:rPr>
+        <w:t>{{ certificado_notario }}</w:t>
       </w:r>
     </w:p>
     <w:p>
@@ -736,17 +776,8 @@
           <w:sz w:val="16"/>
           <w:szCs w:val="16"/>
         </w:rPr>
-        <w:t>{{ estado_civil_vendedor }}</w:t>
-      </w:r>
-    </w:p>
-    <w:p>
-      <w:pPr>
-        <w:rPr>
-          <w:rFonts w:ascii="Arial" w:eastAsia="Arial" w:hAnsi="Arial" w:cs="Arial"/>
-          <w:sz w:val="16"/>
-          <w:szCs w:val="16"/>
-        </w:rPr>
-      </w:pPr>
+        <w:t>{{ generales_vendedor }}</w:t>
+      </w:r>
     </w:p>
     <w:p>
       <w:pPr>
@@ -912,7 +943,7 @@
           <w:sz w:val="16"/>
           <w:szCs w:val="16"/>
         </w:rPr>
-        <w:t>{{ estado_civil_comprador }}</w:t>
+        <w:t>{{ generales_comprador }}</w:t>
       </w:r>
     </w:p>
     <w:p>
@@ -1030,7 +1061,15 @@
           <w:sz w:val="16"/>
           <w:szCs w:val="16"/>
         </w:rPr>
-        <w:t>[ {{ x_</w:t>
+        <w:t>[ {{ x_rustico }} ]</w:t>
+      </w:r>
+      <w:r>
+        <w:rPr>
+          <w:rFonts w:ascii="Arial" w:eastAsia="Arial" w:hAnsi="Arial" w:cs="Arial"/>
+          <w:sz w:val="16"/>
+          <w:szCs w:val="16"/>
+        </w:rPr>
+        <w:t xml:space="preserve">               BALDÍO</w:t>
       </w:r>
       <w:r>
         <w:rPr>
@@ -1040,8 +1079,10 @@
           <w:sz w:val="16"/>
           <w:szCs w:val="16"/>
         </w:rPr>
-        <w:t>rustico</w:t>
-      </w:r>
+        <w:t xml:space="preserve"> </w:t>
+      </w:r>
+      <w:bookmarkStart w:id="21" w:name="g9y9z58pzxdj" w:colFirst="0" w:colLast="0"/>
+      <w:bookmarkEnd w:id="21"/>
       <w:r>
         <w:rPr>
           <w:rFonts w:ascii="Arial" w:eastAsia="Arial" w:hAnsi="Arial" w:cs="Arial"/>
@@ -1050,15 +1091,7 @@
           <w:sz w:val="16"/>
           <w:szCs w:val="16"/>
         </w:rPr>
-        <w:t xml:space="preserve"> }} ]</w:t>
-      </w:r>
-      <w:r>
-        <w:rPr>
-          <w:rFonts w:ascii="Arial" w:eastAsia="Arial" w:hAnsi="Arial" w:cs="Arial"/>
-          <w:sz w:val="16"/>
-          <w:szCs w:val="16"/>
-        </w:rPr>
-        <w:t xml:space="preserve">               BALDÍO</w:t>
+        <w:t>[ {{ x_baldio }} ]</w:t>
       </w:r>
       <w:r>
         <w:rPr>
@@ -1068,10 +1101,18 @@
           <w:sz w:val="16"/>
           <w:szCs w:val="16"/>
         </w:rPr>
-        <w:t xml:space="preserve"> </w:t>
-      </w:r>
-      <w:bookmarkStart w:id="21" w:name="g9y9z58pzxdj" w:colFirst="0" w:colLast="0"/>
-      <w:bookmarkEnd w:id="21"/>
+        <w:t xml:space="preserve">              </w:t>
+      </w:r>
+      <w:r>
+        <w:rPr>
+          <w:rFonts w:ascii="Arial" w:eastAsia="Arial" w:hAnsi="Arial" w:cs="Arial"/>
+          <w:sz w:val="16"/>
+          <w:szCs w:val="16"/>
+        </w:rPr>
+        <w:t xml:space="preserve">CONSTRUIDO </w:t>
+      </w:r>
+      <w:bookmarkStart w:id="22" w:name="72qoul138pyw" w:colFirst="0" w:colLast="0"/>
+      <w:bookmarkEnd w:id="22"/>
       <w:r>
         <w:rPr>
           <w:rFonts w:ascii="Arial" w:eastAsia="Arial" w:hAnsi="Arial" w:cs="Arial"/>
@@ -1080,77 +1121,7 @@
           <w:sz w:val="16"/>
           <w:szCs w:val="16"/>
         </w:rPr>
-        <w:t>[ {{ x_</w:t>
-      </w:r>
-      <w:r>
-        <w:rPr>
-          <w:rFonts w:ascii="Arial" w:eastAsia="Arial" w:hAnsi="Arial" w:cs="Arial"/>
-          <w:b/>
-          <w:bCs/>
-          <w:sz w:val="16"/>
-          <w:szCs w:val="16"/>
-        </w:rPr>
-        <w:t>baldio</w:t>
-      </w:r>
-      <w:r>
-        <w:rPr>
-          <w:rFonts w:ascii="Arial" w:eastAsia="Arial" w:hAnsi="Arial" w:cs="Arial"/>
-          <w:b/>
-          <w:bCs/>
-          <w:sz w:val="16"/>
-          <w:szCs w:val="16"/>
-        </w:rPr>
-        <w:t xml:space="preserve"> }} ]</w:t>
-      </w:r>
-      <w:r>
-        <w:rPr>
-          <w:rFonts w:ascii="Arial" w:eastAsia="Arial" w:hAnsi="Arial" w:cs="Arial"/>
-          <w:b/>
-          <w:bCs/>
-          <w:sz w:val="16"/>
-          <w:szCs w:val="16"/>
-        </w:rPr>
-        <w:t xml:space="preserve">              </w:t>
-      </w:r>
-      <w:r>
-        <w:rPr>
-          <w:rFonts w:ascii="Arial" w:eastAsia="Arial" w:hAnsi="Arial" w:cs="Arial"/>
-          <w:sz w:val="16"/>
-          <w:szCs w:val="16"/>
-        </w:rPr>
-        <w:t xml:space="preserve">CONSTRUIDO </w:t>
-      </w:r>
-      <w:bookmarkStart w:id="22" w:name="72qoul138pyw" w:colFirst="0" w:colLast="0"/>
-      <w:bookmarkEnd w:id="22"/>
-      <w:r>
-        <w:rPr>
-          <w:rFonts w:ascii="Arial" w:eastAsia="Arial" w:hAnsi="Arial" w:cs="Arial"/>
-          <w:b/>
-          <w:bCs/>
-          <w:sz w:val="16"/>
-          <w:szCs w:val="16"/>
-        </w:rPr>
-        <w:t>[ {{ x_</w:t>
-      </w:r>
-      <w:r>
-        <w:rPr>
-          <w:rFonts w:ascii="Arial" w:eastAsia="Arial" w:hAnsi="Arial" w:cs="Arial"/>
-          <w:b/>
-          <w:bCs/>
-          <w:sz w:val="16"/>
-          <w:szCs w:val="16"/>
-        </w:rPr>
-        <w:t>construido</w:t>
-      </w:r>
-      <w:r>
-        <w:rPr>
-          <w:rFonts w:ascii="Arial" w:eastAsia="Arial" w:hAnsi="Arial" w:cs="Arial"/>
-          <w:b/>
-          <w:bCs/>
-          <w:sz w:val="16"/>
-          <w:szCs w:val="16"/>
-        </w:rPr>
-        <w:t xml:space="preserve"> }} ]</w:t>
+        <w:t>[ {{ x_construido }} ]</w:t>
       </w:r>
     </w:p>
     <w:p>
@@ -1397,27 +1368,7 @@
           <w:sz w:val="18"/>
           <w:szCs w:val="18"/>
         </w:rPr>
-        <w:t>[ {{ x_</w:t>
-      </w:r>
-      <w:r>
-        <w:rPr>
-          <w:rFonts w:ascii="Arial" w:eastAsia="Arial" w:hAnsi="Arial" w:cs="Arial"/>
-          <w:b/>
-          <w:bCs/>
-          <w:sz w:val="18"/>
-          <w:szCs w:val="18"/>
-        </w:rPr>
-        <w:t>totalidad</w:t>
-      </w:r>
-      <w:r>
-        <w:rPr>
-          <w:rFonts w:ascii="Arial" w:eastAsia="Arial" w:hAnsi="Arial" w:cs="Arial"/>
-          <w:b/>
-          <w:bCs/>
-          <w:sz w:val="18"/>
-          <w:szCs w:val="18"/>
-        </w:rPr>
-        <w:t xml:space="preserve"> }} ]</w:t>
+        <w:t>[ {{ x_totalidad }} ]</w:t>
       </w:r>
       <w:r>
         <w:rPr>
@@ -1548,17 +1499,7 @@
                 <w:sz w:val="16"/>
                 <w:szCs w:val="16"/>
               </w:rPr>
-              <w:t xml:space="preserve">$ </w:t>
-            </w:r>
-            <w:r>
-              <w:rPr>
-                <w:rFonts w:ascii="Arial" w:eastAsia="Arial" w:hAnsi="Arial" w:cs="Arial"/>
-                <w:b/>
-                <w:bCs/>
-                <w:sz w:val="16"/>
-                <w:szCs w:val="16"/>
-              </w:rPr>
-              <w:t>{{ valor_catastral }}</w:t>
+              <w:t>$ {{ valor_catastral }}</w:t>
             </w:r>
           </w:p>
           <w:p>
@@ -3051,7 +2992,7 @@
               </wp:anchor>
             </w:drawing>
           </mc:Choice>
-          <mc:Fallback xmlns:cr="http://schemas.microsoft.com/office/comments/2020/reactions" xmlns="http://schemas.microsoft.com/office/tasks/2019/documenttasks" xmlns:dgm="http://schemas.openxmlformats.org/drawingml/2006/diagram" xmlns:lc="http://schemas.openxmlformats.org/drawingml/2006/lockedCanvas" xmlns:c="http://schemas.openxmlformats.org/drawingml/2006/chart" xmlns:pic="http://schemas.openxmlformats.org/drawingml/2006/picture" xmlns:a="http://schemas.openxmlformats.org/drawingml/2006/main" xmlns:sl="http://schemas.openxmlformats.org/schemaLibrary/2006/main">
+          <mc:Fallback xmlns:sl="http://schemas.openxmlformats.org/schemaLibrary/2006/main" xmlns:a="http://schemas.openxmlformats.org/drawingml/2006/main" xmlns:pic="http://schemas.openxmlformats.org/drawingml/2006/picture" xmlns:c="http://schemas.openxmlformats.org/drawingml/2006/chart" xmlns:lc="http://schemas.openxmlformats.org/drawingml/2006/lockedCanvas" xmlns:dgm="http://schemas.openxmlformats.org/drawingml/2006/diagram" xmlns="http://schemas.microsoft.com/office/tasks/2019/documenttasks" xmlns:cr="http://schemas.microsoft.com/office/comments/2020/reactions">
             <w:drawing>
               <wp:anchor allowOverlap="1" behindDoc="0" distB="0" distT="0" distL="114300" distR="114300" hidden="0" layoutInCell="1" locked="0" relativeHeight="0" simplePos="0">
                 <wp:simplePos x="0" y="0"/>
@@ -3358,7 +3299,7 @@
             </wp:anchor>
           </w:drawing>
         </mc:Choice>
-        <mc:Fallback xmlns:cr="http://schemas.microsoft.com/office/comments/2020/reactions" xmlns="http://schemas.microsoft.com/office/tasks/2019/documenttasks" xmlns:dgm="http://schemas.openxmlformats.org/drawingml/2006/diagram" xmlns:lc="http://schemas.openxmlformats.org/drawingml/2006/lockedCanvas" xmlns:c="http://schemas.openxmlformats.org/drawingml/2006/chart" xmlns:pic="http://schemas.openxmlformats.org/drawingml/2006/picture" xmlns:a="http://schemas.openxmlformats.org/drawingml/2006/main" xmlns:sl="http://schemas.openxmlformats.org/schemaLibrary/2006/main">
+        <mc:Fallback xmlns:sl="http://schemas.openxmlformats.org/schemaLibrary/2006/main" xmlns:a="http://schemas.openxmlformats.org/drawingml/2006/main" xmlns:pic="http://schemas.openxmlformats.org/drawingml/2006/picture" xmlns:c="http://schemas.openxmlformats.org/drawingml/2006/chart" xmlns:lc="http://schemas.openxmlformats.org/drawingml/2006/lockedCanvas" xmlns:dgm="http://schemas.openxmlformats.org/drawingml/2006/diagram" xmlns="http://schemas.microsoft.com/office/tasks/2019/documenttasks" xmlns:cr="http://schemas.microsoft.com/office/comments/2020/reactions">
           <w:drawing>
             <wp:anchor allowOverlap="1" behindDoc="0" distB="0" distT="0" distL="114300" distR="114300" hidden="0" layoutInCell="1" locked="0" relativeHeight="0" simplePos="0">
               <wp:simplePos x="0" y="0"/>

--- a/Plantilla_Generica.docx
+++ b/Plantilla_Generica.docx
@@ -283,35 +283,91 @@
         </w:rPr>
         <w:t xml:space="preserve">DESLINDE </w:t>
       </w:r>
-      <w:bookmarkStart w:id="3" w:name="a68mruk8cd14" w:colFirst="0" w:colLast="0"/>
+      <w:r>
+        <w:rPr>
+          <w:rFonts w:ascii="Arial" w:eastAsia="Arial" w:hAnsi="Arial" w:cs="Arial"/>
+          <w:b/>
+          <w:bCs/>
+          <w:sz w:val="20"/>
+          <w:szCs w:val="20"/>
+        </w:rPr>
+        <w:t>[ {{ x_deslinde }} ]</w:t>
+      </w:r>
+      <w:r>
+        <w:rPr>
+          <w:rFonts w:ascii="Arial" w:eastAsia="Arial" w:hAnsi="Arial" w:cs="Arial"/>
+          <w:sz w:val="20"/>
+          <w:szCs w:val="20"/>
+        </w:rPr>
+        <w:t xml:space="preserve">                 </w:t>
+      </w:r>
+      <w:r>
+        <w:rPr>
+          <w:rFonts w:ascii="Arial" w:eastAsia="Arial" w:hAnsi="Arial" w:cs="Arial"/>
+          <w:sz w:val="16"/>
+          <w:szCs w:val="16"/>
+        </w:rPr>
+        <w:t xml:space="preserve">AVALÚO BANCARIO </w:t>
+      </w:r>
+      <w:bookmarkStart w:id="3" w:name="youp2w610fq2" w:colFirst="0" w:colLast="0"/>
       <w:bookmarkEnd w:id="3"/>
       <w:r>
         <w:rPr>
           <w:rFonts w:ascii="Arial" w:eastAsia="Arial" w:hAnsi="Arial" w:cs="Arial"/>
-          <w:sz w:val="16"/>
-          <w:szCs w:val="16"/>
-        </w:rPr>
-        <w:t xml:space="preserve">☐                  AVALÚO BANCARIO </w:t>
-      </w:r>
-      <w:bookmarkStart w:id="4" w:name="youp2w610fq2" w:colFirst="0" w:colLast="0"/>
+          <w:b/>
+          <w:bCs/>
+          <w:sz w:val="20"/>
+          <w:szCs w:val="20"/>
+        </w:rPr>
+        <w:t>[ {{ x_</w:t>
+      </w:r>
+      <w:r>
+        <w:rPr>
+          <w:rFonts w:ascii="Arial" w:eastAsia="Arial" w:hAnsi="Arial" w:cs="Arial"/>
+          <w:b/>
+          <w:bCs/>
+          <w:sz w:val="20"/>
+          <w:szCs w:val="20"/>
+        </w:rPr>
+        <w:t>avaluo</w:t>
+      </w:r>
+      <w:r>
+        <w:rPr>
+          <w:rFonts w:ascii="Arial" w:eastAsia="Arial" w:hAnsi="Arial" w:cs="Arial"/>
+          <w:b/>
+          <w:bCs/>
+          <w:sz w:val="20"/>
+          <w:szCs w:val="20"/>
+        </w:rPr>
+        <w:t xml:space="preserve"> }} ]</w:t>
+      </w:r>
+      <w:r>
+        <w:rPr>
+          <w:rFonts w:ascii="Arial" w:eastAsia="Arial" w:hAnsi="Arial" w:cs="Arial"/>
+          <w:sz w:val="20"/>
+          <w:szCs w:val="20"/>
+        </w:rPr>
+        <w:t xml:space="preserve">           </w:t>
+      </w:r>
+      <w:r>
+        <w:rPr>
+          <w:rFonts w:ascii="Arial" w:eastAsia="Arial" w:hAnsi="Arial" w:cs="Arial"/>
+          <w:sz w:val="16"/>
+          <w:szCs w:val="16"/>
+        </w:rPr>
+        <w:t xml:space="preserve">CERTIFICADO DE NO PROPIEDAD </w:t>
+      </w:r>
+      <w:bookmarkStart w:id="4" w:name="3nb9bpev6pof" w:colFirst="0" w:colLast="0"/>
       <w:bookmarkEnd w:id="4"/>
       <w:r>
         <w:rPr>
           <w:rFonts w:ascii="Arial" w:eastAsia="Arial" w:hAnsi="Arial" w:cs="Arial"/>
-          <w:sz w:val="16"/>
-          <w:szCs w:val="16"/>
-        </w:rPr>
-        <w:t xml:space="preserve">☐               CERTIFICADO DE NO PROPIEDAD </w:t>
-      </w:r>
-      <w:bookmarkStart w:id="5" w:name="3nb9bpev6pof" w:colFirst="0" w:colLast="0"/>
-      <w:bookmarkEnd w:id="5"/>
-      <w:r>
-        <w:rPr>
-          <w:rFonts w:ascii="Arial" w:eastAsia="Arial" w:hAnsi="Arial" w:cs="Arial"/>
-          <w:sz w:val="16"/>
-          <w:szCs w:val="16"/>
-        </w:rPr>
-        <w:t>☐</w:t>
+          <w:b/>
+          <w:bCs/>
+          <w:sz w:val="20"/>
+          <w:szCs w:val="20"/>
+        </w:rPr>
+        <w:t>[ {{ x_certificado_no_prop }} ]</w:t>
       </w:r>
     </w:p>
     <w:p>
@@ -385,23 +441,7 @@
           <w:sz w:val="20"/>
           <w:szCs w:val="20"/>
         </w:rPr>
-        <w:t xml:space="preserve">  </w:t>
-      </w:r>
-      <w:r>
-        <w:rPr>
-          <w:rFonts w:ascii="Arial" w:eastAsia="Arial" w:hAnsi="Arial" w:cs="Arial"/>
-          <w:sz w:val="20"/>
-          <w:szCs w:val="20"/>
-        </w:rPr>
-        <w:t>{{ notaria_numero }}</w:t>
-      </w:r>
-      <w:r>
-        <w:rPr>
-          <w:rFonts w:ascii="Arial" w:eastAsia="Arial" w:hAnsi="Arial" w:cs="Arial"/>
-          <w:sz w:val="20"/>
-          <w:szCs w:val="20"/>
-        </w:rPr>
-        <w:t xml:space="preserve">                                                                                                       </w:t>
+        <w:t xml:space="preserve">   </w:t>
       </w:r>
     </w:p>
     <w:p>
@@ -437,8 +477,8 @@
         </w:rPr>
         <w:t xml:space="preserve">CERTIFICADO DEL NOTARIO </w:t>
       </w:r>
-      <w:bookmarkStart w:id="6" w:name="brat8iqk1s1n" w:colFirst="0" w:colLast="0"/>
-      <w:bookmarkEnd w:id="6"/>
+      <w:bookmarkStart w:id="5" w:name="brat8iqk1s1n" w:colFirst="0" w:colLast="0"/>
+      <w:bookmarkEnd w:id="5"/>
       <w:r>
         <w:rPr>
           <w:rFonts w:ascii="Arial" w:eastAsia="Arial" w:hAnsi="Arial" w:cs="Arial"/>
@@ -516,8 +556,8 @@
         </w:rPr>
         <w:t xml:space="preserve">  </w:t>
       </w:r>
-      <w:bookmarkStart w:id="7" w:name="3stj16jvr17q" w:colFirst="0" w:colLast="0"/>
-      <w:bookmarkEnd w:id="7"/>
+      <w:bookmarkStart w:id="6" w:name="3stj16jvr17q" w:colFirst="0" w:colLast="0"/>
+      <w:bookmarkEnd w:id="6"/>
       <w:r>
         <w:rPr>
           <w:rFonts w:ascii="Arial" w:eastAsia="Arial" w:hAnsi="Arial" w:cs="Arial"/>
@@ -574,7 +614,17 @@
         </w:rPr>
         <w:t xml:space="preserve">ESCRITURA No. </w:t>
       </w:r>
-      <w:bookmarkStart w:id="8" w:name="3l1zwqji53bi" w:colFirst="0" w:colLast="0"/>
+      <w:bookmarkStart w:id="7" w:name="3l1zwqji53bi" w:colFirst="0" w:colLast="0"/>
+      <w:bookmarkEnd w:id="7"/>
+      <w:r>
+        <w:rPr>
+          <w:rFonts w:ascii="Arial" w:eastAsia="Arial" w:hAnsi="Arial" w:cs="Arial"/>
+          <w:sz w:val="16"/>
+          <w:szCs w:val="16"/>
+        </w:rPr>
+        <w:t xml:space="preserve">{{ escritura_numero }}            LUGAR Y FECHA DE OTORGAMIENTO: </w:t>
+      </w:r>
+      <w:bookmarkStart w:id="8" w:name="lm1psuwo4ajq" w:colFirst="0" w:colLast="0"/>
       <w:bookmarkEnd w:id="8"/>
       <w:r>
         <w:rPr>
@@ -582,46 +632,36 @@
           <w:sz w:val="16"/>
           <w:szCs w:val="16"/>
         </w:rPr>
-        <w:t xml:space="preserve">{{ escritura_numero }}            LUGAR Y FECHA DE OTORGAMIENTO: </w:t>
-      </w:r>
-      <w:bookmarkStart w:id="9" w:name="lm1psuwo4ajq" w:colFirst="0" w:colLast="0"/>
+        <w:t xml:space="preserve">{{ lugar_fecha_firma }}        </w:t>
+      </w:r>
+    </w:p>
+    <w:p>
+      <w:pPr>
+        <w:rPr>
+          <w:rFonts w:ascii="Arial" w:eastAsia="Arial" w:hAnsi="Arial" w:cs="Arial"/>
+          <w:sz w:val="16"/>
+          <w:szCs w:val="16"/>
+        </w:rPr>
+      </w:pPr>
+    </w:p>
+    <w:p>
+      <w:pPr>
+        <w:rPr>
+          <w:rFonts w:ascii="Arial" w:eastAsia="Arial" w:hAnsi="Arial" w:cs="Arial"/>
+          <w:sz w:val="16"/>
+          <w:szCs w:val="16"/>
+        </w:rPr>
+      </w:pPr>
+      <w:r>
+        <w:rPr>
+          <w:rFonts w:ascii="Arial" w:eastAsia="Arial" w:hAnsi="Arial" w:cs="Arial"/>
+          <w:sz w:val="16"/>
+          <w:szCs w:val="16"/>
+        </w:rPr>
+        <w:t xml:space="preserve">EN SU CASO FECHA DE LA RESOLUCIÓN ADJUDICATORIA: </w:t>
+      </w:r>
+      <w:bookmarkStart w:id="9" w:name="sbrhl4mzy9cz" w:colFirst="0" w:colLast="0"/>
       <w:bookmarkEnd w:id="9"/>
-      <w:r>
-        <w:rPr>
-          <w:rFonts w:ascii="Arial" w:eastAsia="Arial" w:hAnsi="Arial" w:cs="Arial"/>
-          <w:sz w:val="16"/>
-          <w:szCs w:val="16"/>
-        </w:rPr>
-        <w:t xml:space="preserve">{{ lugar_fecha_firma }}        </w:t>
-      </w:r>
-    </w:p>
-    <w:p>
-      <w:pPr>
-        <w:rPr>
-          <w:rFonts w:ascii="Arial" w:eastAsia="Arial" w:hAnsi="Arial" w:cs="Arial"/>
-          <w:sz w:val="16"/>
-          <w:szCs w:val="16"/>
-        </w:rPr>
-      </w:pPr>
-    </w:p>
-    <w:p>
-      <w:pPr>
-        <w:rPr>
-          <w:rFonts w:ascii="Arial" w:eastAsia="Arial" w:hAnsi="Arial" w:cs="Arial"/>
-          <w:sz w:val="16"/>
-          <w:szCs w:val="16"/>
-        </w:rPr>
-      </w:pPr>
-      <w:r>
-        <w:rPr>
-          <w:rFonts w:ascii="Arial" w:eastAsia="Arial" w:hAnsi="Arial" w:cs="Arial"/>
-          <w:sz w:val="16"/>
-          <w:szCs w:val="16"/>
-        </w:rPr>
-        <w:t xml:space="preserve">EN SU CASO FECHA DE LA RESOLUCIÓN ADJUDICATORIA: </w:t>
-      </w:r>
-      <w:bookmarkStart w:id="10" w:name="sbrhl4mzy9cz" w:colFirst="0" w:colLast="0"/>
-      <w:bookmarkEnd w:id="10"/>
       <w:r>
         <w:rPr>
           <w:rFonts w:ascii="Arial" w:eastAsia="Arial" w:hAnsi="Arial" w:cs="Arial"/>
@@ -680,8 +720,8 @@
         </w:rPr>
         <w:t xml:space="preserve"> </w:t>
       </w:r>
-      <w:bookmarkStart w:id="11" w:name="58uu4jm7cemt" w:colFirst="0" w:colLast="0"/>
-      <w:bookmarkEnd w:id="11"/>
+      <w:bookmarkStart w:id="10" w:name="58uu4jm7cemt" w:colFirst="0" w:colLast="0"/>
+      <w:bookmarkEnd w:id="10"/>
       <w:r>
         <w:rPr>
           <w:rFonts w:ascii="Arial" w:eastAsia="Arial" w:hAnsi="Arial" w:cs="Arial"/>
@@ -724,8 +764,8 @@
         </w:rPr>
         <w:t xml:space="preserve">DOMICILIO: </w:t>
       </w:r>
-      <w:bookmarkStart w:id="12" w:name="2j84ovby9jo" w:colFirst="0" w:colLast="0"/>
-      <w:bookmarkEnd w:id="12"/>
+      <w:bookmarkStart w:id="11" w:name="2j84ovby9jo" w:colFirst="0" w:colLast="0"/>
+      <w:bookmarkEnd w:id="11"/>
       <w:r>
         <w:rPr>
           <w:rFonts w:ascii="Arial" w:eastAsia="Arial" w:hAnsi="Arial" w:cs="Arial"/>
@@ -768,8 +808,8 @@
         </w:rPr>
         <w:t xml:space="preserve">GENERALES: </w:t>
       </w:r>
-      <w:bookmarkStart w:id="13" w:name="9h12567e884z" w:colFirst="0" w:colLast="0"/>
-      <w:bookmarkEnd w:id="13"/>
+      <w:bookmarkStart w:id="12" w:name="9h12567e884z" w:colFirst="0" w:colLast="0"/>
+      <w:bookmarkEnd w:id="12"/>
       <w:r>
         <w:rPr>
           <w:rFonts w:ascii="Arial" w:eastAsia="Arial" w:hAnsi="Arial" w:cs="Arial"/>
@@ -819,44 +859,44 @@
         </w:rPr>
         <w:t xml:space="preserve"> </w:t>
       </w:r>
-      <w:bookmarkStart w:id="14" w:name="vslugg54aewn" w:colFirst="0" w:colLast="0"/>
+      <w:bookmarkStart w:id="13" w:name="vslugg54aewn" w:colFirst="0" w:colLast="0"/>
+      <w:bookmarkEnd w:id="13"/>
+      <w:r>
+        <w:rPr>
+          <w:rFonts w:ascii="Arial" w:eastAsia="Arial" w:hAnsi="Arial" w:cs="Arial"/>
+          <w:sz w:val="20"/>
+          <w:szCs w:val="20"/>
+        </w:rPr>
+        <w:t>{{ nombre_comprador }}</w:t>
+      </w:r>
+    </w:p>
+    <w:p>
+      <w:pPr>
+        <w:rPr>
+          <w:rFonts w:ascii="Arial" w:eastAsia="Arial" w:hAnsi="Arial" w:cs="Arial"/>
+          <w:sz w:val="16"/>
+          <w:szCs w:val="16"/>
+        </w:rPr>
+      </w:pPr>
+    </w:p>
+    <w:p>
+      <w:pPr>
+        <w:rPr>
+          <w:rFonts w:ascii="Arial" w:eastAsia="Arial" w:hAnsi="Arial" w:cs="Arial"/>
+          <w:sz w:val="16"/>
+          <w:szCs w:val="16"/>
+        </w:rPr>
+      </w:pPr>
+      <w:r>
+        <w:rPr>
+          <w:rFonts w:ascii="Arial" w:eastAsia="Arial" w:hAnsi="Arial" w:cs="Arial"/>
+          <w:sz w:val="16"/>
+          <w:szCs w:val="16"/>
+        </w:rPr>
+        <w:t xml:space="preserve">LUGAR Y FECHA DE NACIMIENTO: </w:t>
+      </w:r>
+      <w:bookmarkStart w:id="14" w:name="ki7jbti5n4ot" w:colFirst="0" w:colLast="0"/>
       <w:bookmarkEnd w:id="14"/>
-      <w:r>
-        <w:rPr>
-          <w:rFonts w:ascii="Arial" w:eastAsia="Arial" w:hAnsi="Arial" w:cs="Arial"/>
-          <w:sz w:val="20"/>
-          <w:szCs w:val="20"/>
-        </w:rPr>
-        <w:t>{{ nombre_comprador }}</w:t>
-      </w:r>
-    </w:p>
-    <w:p>
-      <w:pPr>
-        <w:rPr>
-          <w:rFonts w:ascii="Arial" w:eastAsia="Arial" w:hAnsi="Arial" w:cs="Arial"/>
-          <w:sz w:val="16"/>
-          <w:szCs w:val="16"/>
-        </w:rPr>
-      </w:pPr>
-    </w:p>
-    <w:p>
-      <w:pPr>
-        <w:rPr>
-          <w:rFonts w:ascii="Arial" w:eastAsia="Arial" w:hAnsi="Arial" w:cs="Arial"/>
-          <w:sz w:val="16"/>
-          <w:szCs w:val="16"/>
-        </w:rPr>
-      </w:pPr>
-      <w:r>
-        <w:rPr>
-          <w:rFonts w:ascii="Arial" w:eastAsia="Arial" w:hAnsi="Arial" w:cs="Arial"/>
-          <w:sz w:val="16"/>
-          <w:szCs w:val="16"/>
-        </w:rPr>
-        <w:t xml:space="preserve">LUGAR Y FECHA DE NACIMIENTO: </w:t>
-      </w:r>
-      <w:bookmarkStart w:id="15" w:name="ki7jbti5n4ot" w:colFirst="0" w:colLast="0"/>
-      <w:bookmarkEnd w:id="15"/>
       <w:r>
         <w:rPr>
           <w:rFonts w:ascii="Arial" w:eastAsia="Arial" w:hAnsi="Arial" w:cs="Arial"/>
@@ -899,7 +939,43 @@
         </w:rPr>
         <w:t xml:space="preserve">DOMICILIO: </w:t>
       </w:r>
-      <w:bookmarkStart w:id="16" w:name="qmm9apwwqn5x" w:colFirst="0" w:colLast="0"/>
+      <w:bookmarkStart w:id="15" w:name="qmm9apwwqn5x" w:colFirst="0" w:colLast="0"/>
+      <w:bookmarkEnd w:id="15"/>
+      <w:r>
+        <w:rPr>
+          <w:rFonts w:ascii="Arial" w:eastAsia="Arial" w:hAnsi="Arial" w:cs="Arial"/>
+          <w:sz w:val="16"/>
+          <w:szCs w:val="16"/>
+        </w:rPr>
+        <w:t>{{ domicilio_comprador }}</w:t>
+      </w:r>
+    </w:p>
+    <w:p>
+      <w:pPr>
+        <w:rPr>
+          <w:rFonts w:ascii="Arial" w:eastAsia="Arial" w:hAnsi="Arial" w:cs="Arial"/>
+          <w:sz w:val="16"/>
+          <w:szCs w:val="16"/>
+        </w:rPr>
+      </w:pPr>
+    </w:p>
+    <w:p>
+      <w:pPr>
+        <w:rPr>
+          <w:rFonts w:ascii="Arial" w:eastAsia="Arial" w:hAnsi="Arial" w:cs="Arial"/>
+          <w:sz w:val="16"/>
+          <w:szCs w:val="16"/>
+        </w:rPr>
+      </w:pPr>
+      <w:r>
+        <w:rPr>
+          <w:rFonts w:ascii="Arial" w:eastAsia="Arial" w:hAnsi="Arial" w:cs="Arial"/>
+          <w:sz w:val="16"/>
+          <w:szCs w:val="16"/>
+        </w:rPr>
+        <w:t xml:space="preserve">GENERALES: </w:t>
+      </w:r>
+      <w:bookmarkStart w:id="16" w:name="m73bduikvthw" w:colFirst="0" w:colLast="0"/>
       <w:bookmarkEnd w:id="16"/>
       <w:r>
         <w:rPr>
@@ -907,72 +983,36 @@
           <w:sz w:val="16"/>
           <w:szCs w:val="16"/>
         </w:rPr>
-        <w:t>{{ domicilio_comprador }}</w:t>
-      </w:r>
-    </w:p>
-    <w:p>
-      <w:pPr>
-        <w:rPr>
-          <w:rFonts w:ascii="Arial" w:eastAsia="Arial" w:hAnsi="Arial" w:cs="Arial"/>
-          <w:sz w:val="16"/>
-          <w:szCs w:val="16"/>
-        </w:rPr>
-      </w:pPr>
-    </w:p>
-    <w:p>
-      <w:pPr>
-        <w:rPr>
-          <w:rFonts w:ascii="Arial" w:eastAsia="Arial" w:hAnsi="Arial" w:cs="Arial"/>
-          <w:sz w:val="16"/>
-          <w:szCs w:val="16"/>
-        </w:rPr>
-      </w:pPr>
-      <w:r>
-        <w:rPr>
-          <w:rFonts w:ascii="Arial" w:eastAsia="Arial" w:hAnsi="Arial" w:cs="Arial"/>
-          <w:sz w:val="16"/>
-          <w:szCs w:val="16"/>
-        </w:rPr>
-        <w:t xml:space="preserve">GENERALES: </w:t>
-      </w:r>
-      <w:bookmarkStart w:id="17" w:name="m73bduikvthw" w:colFirst="0" w:colLast="0"/>
+        <w:t>{{ generales_comprador }}</w:t>
+      </w:r>
+    </w:p>
+    <w:p>
+      <w:pPr>
+        <w:rPr>
+          <w:rFonts w:ascii="Arial" w:eastAsia="Arial" w:hAnsi="Arial" w:cs="Arial"/>
+          <w:sz w:val="16"/>
+          <w:szCs w:val="16"/>
+        </w:rPr>
+      </w:pPr>
+    </w:p>
+    <w:p>
+      <w:pPr>
+        <w:rPr>
+          <w:rFonts w:ascii="Arial" w:eastAsia="Arial" w:hAnsi="Arial" w:cs="Arial"/>
+          <w:sz w:val="16"/>
+          <w:szCs w:val="16"/>
+        </w:rPr>
+      </w:pPr>
+      <w:r>
+        <w:rPr>
+          <w:rFonts w:ascii="Arial" w:eastAsia="Arial" w:hAnsi="Arial" w:cs="Arial"/>
+          <w:sz w:val="16"/>
+          <w:szCs w:val="16"/>
+        </w:rPr>
+        <w:t xml:space="preserve">REG. FEDERAL DE CONTRIBUYENTES O CURP </w:t>
+      </w:r>
+      <w:bookmarkStart w:id="17" w:name="wilt329p56dn" w:colFirst="0" w:colLast="0"/>
       <w:bookmarkEnd w:id="17"/>
-      <w:r>
-        <w:rPr>
-          <w:rFonts w:ascii="Arial" w:eastAsia="Arial" w:hAnsi="Arial" w:cs="Arial"/>
-          <w:sz w:val="16"/>
-          <w:szCs w:val="16"/>
-        </w:rPr>
-        <w:t>{{ generales_comprador }}</w:t>
-      </w:r>
-    </w:p>
-    <w:p>
-      <w:pPr>
-        <w:rPr>
-          <w:rFonts w:ascii="Arial" w:eastAsia="Arial" w:hAnsi="Arial" w:cs="Arial"/>
-          <w:sz w:val="16"/>
-          <w:szCs w:val="16"/>
-        </w:rPr>
-      </w:pPr>
-    </w:p>
-    <w:p>
-      <w:pPr>
-        <w:rPr>
-          <w:rFonts w:ascii="Arial" w:eastAsia="Arial" w:hAnsi="Arial" w:cs="Arial"/>
-          <w:sz w:val="16"/>
-          <w:szCs w:val="16"/>
-        </w:rPr>
-      </w:pPr>
-      <w:r>
-        <w:rPr>
-          <w:rFonts w:ascii="Arial" w:eastAsia="Arial" w:hAnsi="Arial" w:cs="Arial"/>
-          <w:sz w:val="16"/>
-          <w:szCs w:val="16"/>
-        </w:rPr>
-        <w:t xml:space="preserve">REG. FEDERAL DE CONTRIBUYENTES O CURP </w:t>
-      </w:r>
-      <w:bookmarkStart w:id="18" w:name="wilt329p56dn" w:colFirst="0" w:colLast="0"/>
-      <w:bookmarkEnd w:id="18"/>
       <w:r>
         <w:rPr>
           <w:rFonts w:ascii="Arial" w:eastAsia="Arial" w:hAnsi="Arial" w:cs="Arial"/>
@@ -1031,8 +1071,8 @@
         </w:rPr>
         <w:t xml:space="preserve">URBANO </w:t>
       </w:r>
-      <w:bookmarkStart w:id="19" w:name="k14gs8x0g8ze" w:colFirst="0" w:colLast="0"/>
-      <w:bookmarkEnd w:id="19"/>
+      <w:bookmarkStart w:id="18" w:name="k14gs8x0g8ze" w:colFirst="0" w:colLast="0"/>
+      <w:bookmarkEnd w:id="18"/>
       <w:r>
         <w:rPr>
           <w:rFonts w:ascii="Arial" w:eastAsia="Arial" w:hAnsi="Arial" w:cs="Arial"/>
@@ -1051,8 +1091,8 @@
         </w:rPr>
         <w:t xml:space="preserve">                RÚSTICO  </w:t>
       </w:r>
-      <w:bookmarkStart w:id="20" w:name="d2v6j4mq4ulu" w:colFirst="0" w:colLast="0"/>
-      <w:bookmarkEnd w:id="20"/>
+      <w:bookmarkStart w:id="19" w:name="d2v6j4mq4ulu" w:colFirst="0" w:colLast="0"/>
+      <w:bookmarkEnd w:id="19"/>
       <w:r>
         <w:rPr>
           <w:rFonts w:ascii="Arial" w:eastAsia="Arial" w:hAnsi="Arial" w:cs="Arial"/>
@@ -1081,8 +1121,8 @@
         </w:rPr>
         <w:t xml:space="preserve"> </w:t>
       </w:r>
-      <w:bookmarkStart w:id="21" w:name="g9y9z58pzxdj" w:colFirst="0" w:colLast="0"/>
-      <w:bookmarkEnd w:id="21"/>
+      <w:bookmarkStart w:id="20" w:name="g9y9z58pzxdj" w:colFirst="0" w:colLast="0"/>
+      <w:bookmarkEnd w:id="20"/>
       <w:r>
         <w:rPr>
           <w:rFonts w:ascii="Arial" w:eastAsia="Arial" w:hAnsi="Arial" w:cs="Arial"/>
@@ -1111,8 +1151,8 @@
         </w:rPr>
         <w:t xml:space="preserve">CONSTRUIDO </w:t>
       </w:r>
-      <w:bookmarkStart w:id="22" w:name="72qoul138pyw" w:colFirst="0" w:colLast="0"/>
-      <w:bookmarkEnd w:id="22"/>
+      <w:bookmarkStart w:id="21" w:name="72qoul138pyw" w:colFirst="0" w:colLast="0"/>
+      <w:bookmarkEnd w:id="21"/>
       <w:r>
         <w:rPr>
           <w:rFonts w:ascii="Arial" w:eastAsia="Arial" w:hAnsi="Arial" w:cs="Arial"/>
@@ -1157,8 +1197,8 @@
         </w:rPr>
         <w:t xml:space="preserve">UBICACIÓN, MEDIDAS Y LINDEROS: </w:t>
       </w:r>
-      <w:bookmarkStart w:id="23" w:name="g0495knltn82" w:colFirst="0" w:colLast="0"/>
-      <w:bookmarkEnd w:id="23"/>
+      <w:bookmarkStart w:id="22" w:name="g0495knltn82" w:colFirst="0" w:colLast="0"/>
+      <w:bookmarkEnd w:id="22"/>
       <w:r>
         <w:rPr>
           <w:rFonts w:ascii="Arial" w:eastAsia="Arial" w:hAnsi="Arial" w:cs="Arial"/>
@@ -1222,8 +1262,8 @@
         </w:rPr>
         <w:t xml:space="preserve"> </w:t>
       </w:r>
-      <w:bookmarkStart w:id="24" w:name="ijxdp4q6iw8q" w:colFirst="0" w:colLast="0"/>
-      <w:bookmarkEnd w:id="24"/>
+      <w:bookmarkStart w:id="23" w:name="ijxdp4q6iw8q" w:colFirst="0" w:colLast="0"/>
+      <w:bookmarkEnd w:id="23"/>
       <w:r>
         <w:rPr>
           <w:rFonts w:ascii="Arial" w:eastAsia="Arial" w:hAnsi="Arial" w:cs="Arial"/>
@@ -1310,8 +1350,8 @@
         </w:rPr>
         <w:t xml:space="preserve">RESTO </w:t>
       </w:r>
-      <w:bookmarkStart w:id="25" w:name="5ago59wf70sy" w:colFirst="0" w:colLast="0"/>
-      <w:bookmarkEnd w:id="25"/>
+      <w:bookmarkStart w:id="24" w:name="5ago59wf70sy" w:colFirst="0" w:colLast="0"/>
+      <w:bookmarkEnd w:id="24"/>
       <w:r>
         <w:rPr>
           <w:rFonts w:ascii="Arial" w:eastAsia="Arial" w:hAnsi="Arial" w:cs="Arial"/>
@@ -1358,8 +1398,8 @@
         </w:rPr>
         <w:t xml:space="preserve">    TOTALIDAD </w:t>
       </w:r>
-      <w:bookmarkStart w:id="26" w:name="lgpsewt5ce0p" w:colFirst="0" w:colLast="0"/>
-      <w:bookmarkEnd w:id="26"/>
+      <w:bookmarkStart w:id="25" w:name="lgpsewt5ce0p" w:colFirst="0" w:colLast="0"/>
+      <w:bookmarkEnd w:id="25"/>
       <w:r>
         <w:rPr>
           <w:rFonts w:ascii="Arial" w:eastAsia="Arial" w:hAnsi="Arial" w:cs="Arial"/>
@@ -1512,8 +1552,8 @@
                 <w:szCs w:val="16"/>
               </w:rPr>
             </w:pPr>
-            <w:bookmarkStart w:id="27" w:name="1cas93ulvujj" w:colFirst="0" w:colLast="0"/>
-            <w:bookmarkEnd w:id="27"/>
+            <w:bookmarkStart w:id="26" w:name="1cas93ulvujj" w:colFirst="0" w:colLast="0"/>
+            <w:bookmarkEnd w:id="26"/>
             <w:r>
               <w:rPr>
                 <w:rFonts w:ascii="Arial" w:eastAsia="Arial" w:hAnsi="Arial" w:cs="Arial"/>
@@ -1578,8 +1618,8 @@
                 <w:szCs w:val="16"/>
               </w:rPr>
             </w:pPr>
-            <w:bookmarkStart w:id="28" w:name="3y72cficnu3i" w:colFirst="0" w:colLast="0"/>
-            <w:bookmarkEnd w:id="28"/>
+            <w:bookmarkStart w:id="27" w:name="3y72cficnu3i" w:colFirst="0" w:colLast="0"/>
+            <w:bookmarkEnd w:id="27"/>
             <w:r>
               <w:rPr>
                 <w:rFonts w:ascii="Arial" w:eastAsia="Arial" w:hAnsi="Arial" w:cs="Arial"/>
@@ -1674,8 +1714,8 @@
                 <w:szCs w:val="16"/>
               </w:rPr>
             </w:pPr>
-            <w:bookmarkStart w:id="29" w:name="ydu57lcmc2s3" w:colFirst="0" w:colLast="0"/>
-            <w:bookmarkEnd w:id="29"/>
+            <w:bookmarkStart w:id="28" w:name="ydu57lcmc2s3" w:colFirst="0" w:colLast="0"/>
+            <w:bookmarkEnd w:id="28"/>
             <w:r>
               <w:rPr>
                 <w:rFonts w:ascii="Arial" w:eastAsia="Arial" w:hAnsi="Arial" w:cs="Arial"/>
@@ -1760,8 +1800,8 @@
                 <w:szCs w:val="16"/>
               </w:rPr>
             </w:pPr>
-            <w:bookmarkStart w:id="30" w:name="lvc7yywj3kiq" w:colFirst="0" w:colLast="0"/>
-            <w:bookmarkEnd w:id="30"/>
+            <w:bookmarkStart w:id="29" w:name="lvc7yywj3kiq" w:colFirst="0" w:colLast="0"/>
+            <w:bookmarkEnd w:id="29"/>
             <w:r>
               <w:rPr>
                 <w:rFonts w:ascii="Arial" w:eastAsia="Arial" w:hAnsi="Arial" w:cs="Arial"/>
@@ -1831,8 +1871,8 @@
                 <w:szCs w:val="16"/>
               </w:rPr>
             </w:pPr>
-            <w:bookmarkStart w:id="31" w:name="3ljux2wa61j3" w:colFirst="0" w:colLast="0"/>
-            <w:bookmarkEnd w:id="31"/>
+            <w:bookmarkStart w:id="30" w:name="3ljux2wa61j3" w:colFirst="0" w:colLast="0"/>
+            <w:bookmarkEnd w:id="30"/>
             <w:r>
               <w:rPr>
                 <w:rFonts w:ascii="Arial" w:eastAsia="Arial" w:hAnsi="Arial" w:cs="Arial"/>
@@ -2002,8 +2042,8 @@
               </w:rPr>
               <w:t xml:space="preserve">IMPUESTO AL MUNICIPIO </w:t>
             </w:r>
-            <w:bookmarkStart w:id="32" w:name="eb0ftt4qzjwv" w:colFirst="0" w:colLast="0"/>
-            <w:bookmarkEnd w:id="32"/>
+            <w:bookmarkStart w:id="31" w:name="eb0ftt4qzjwv" w:colFirst="0" w:colLast="0"/>
+            <w:bookmarkEnd w:id="31"/>
             <w:r>
               <w:rPr>
                 <w:rFonts w:ascii="Arial" w:eastAsia="Arial" w:hAnsi="Arial" w:cs="Arial"/>
@@ -2022,8 +2062,8 @@
               </w:rPr>
               <w:t xml:space="preserve">                     AL  </w:t>
             </w:r>
-            <w:bookmarkStart w:id="33" w:name="3h2neh6apzez" w:colFirst="0" w:colLast="0"/>
-            <w:bookmarkEnd w:id="33"/>
+            <w:bookmarkStart w:id="32" w:name="3h2neh6apzez" w:colFirst="0" w:colLast="0"/>
+            <w:bookmarkEnd w:id="32"/>
             <w:r>
               <w:rPr>
                 <w:rFonts w:ascii="Arial" w:eastAsia="Arial" w:hAnsi="Arial" w:cs="Arial"/>
@@ -2060,8 +2100,8 @@
               </w:rPr>
               <w:t xml:space="preserve"> </w:t>
             </w:r>
-            <w:bookmarkStart w:id="34" w:name="29wial9eb26u" w:colFirst="0" w:colLast="0"/>
-            <w:bookmarkEnd w:id="34"/>
+            <w:bookmarkStart w:id="33" w:name="29wial9eb26u" w:colFirst="0" w:colLast="0"/>
+            <w:bookmarkEnd w:id="33"/>
             <w:r>
               <w:rPr>
                 <w:rFonts w:ascii="Arial" w:eastAsia="Arial" w:hAnsi="Arial" w:cs="Arial"/>
@@ -2118,8 +2158,8 @@
               </w:rPr>
               <w:t xml:space="preserve"> </w:t>
             </w:r>
-            <w:bookmarkStart w:id="35" w:name="8j6nqmm9iqgd" w:colFirst="0" w:colLast="0"/>
-            <w:bookmarkEnd w:id="35"/>
+            <w:bookmarkStart w:id="34" w:name="8j6nqmm9iqgd" w:colFirst="0" w:colLast="0"/>
+            <w:bookmarkEnd w:id="34"/>
             <w:r>
               <w:rPr>
                 <w:rFonts w:ascii="Arial" w:eastAsia="Arial" w:hAnsi="Arial" w:cs="Arial"/>
@@ -2189,8 +2229,8 @@
               </w:rPr>
               <w:t xml:space="preserve">RECARGOS   </w:t>
             </w:r>
-            <w:bookmarkStart w:id="36" w:name="mcy9nioneo72" w:colFirst="0" w:colLast="0"/>
-            <w:bookmarkEnd w:id="36"/>
+            <w:bookmarkStart w:id="35" w:name="mcy9nioneo72" w:colFirst="0" w:colLast="0"/>
+            <w:bookmarkEnd w:id="35"/>
             <w:r>
               <w:rPr>
                 <w:rFonts w:ascii="Arial" w:eastAsia="Arial" w:hAnsi="Arial" w:cs="Arial"/>
@@ -2209,8 +2249,8 @@
               </w:rPr>
               <w:t xml:space="preserve">                                          AL  </w:t>
             </w:r>
-            <w:bookmarkStart w:id="37" w:name="kejyon7nhxn2" w:colFirst="0" w:colLast="0"/>
-            <w:bookmarkEnd w:id="37"/>
+            <w:bookmarkStart w:id="36" w:name="kejyon7nhxn2" w:colFirst="0" w:colLast="0"/>
+            <w:bookmarkEnd w:id="36"/>
             <w:r>
               <w:rPr>
                 <w:rFonts w:ascii="Arial" w:eastAsia="Arial" w:hAnsi="Arial" w:cs="Arial"/>
@@ -2229,8 +2269,8 @@
               </w:rPr>
               <w:t xml:space="preserve">     %                     </w:t>
             </w:r>
-            <w:bookmarkStart w:id="38" w:name="xtnvc7pa6yhw" w:colFirst="0" w:colLast="0"/>
-            <w:bookmarkEnd w:id="38"/>
+            <w:bookmarkStart w:id="37" w:name="xtnvc7pa6yhw" w:colFirst="0" w:colLast="0"/>
+            <w:bookmarkEnd w:id="37"/>
             <w:r>
               <w:rPr>
                 <w:rFonts w:ascii="Arial" w:eastAsia="Arial" w:hAnsi="Arial" w:cs="Arial"/>
@@ -2287,8 +2327,8 @@
               </w:rPr>
               <w:t xml:space="preserve"> </w:t>
             </w:r>
-            <w:bookmarkStart w:id="39" w:name="f5zc5mkel8z2" w:colFirst="0" w:colLast="0"/>
-            <w:bookmarkEnd w:id="39"/>
+            <w:bookmarkStart w:id="38" w:name="f5zc5mkel8z2" w:colFirst="0" w:colLast="0"/>
+            <w:bookmarkEnd w:id="38"/>
             <w:r>
               <w:rPr>
                 <w:rFonts w:ascii="Arial" w:eastAsia="Arial" w:hAnsi="Arial" w:cs="Arial"/>
@@ -2338,8 +2378,8 @@
               </w:rPr>
               <w:t xml:space="preserve">MULTA </w:t>
             </w:r>
-            <w:bookmarkStart w:id="40" w:name="lkqlkdw9me1v" w:colFirst="0" w:colLast="0"/>
-            <w:bookmarkEnd w:id="40"/>
+            <w:bookmarkStart w:id="39" w:name="lkqlkdw9me1v" w:colFirst="0" w:colLast="0"/>
+            <w:bookmarkEnd w:id="39"/>
             <w:r>
               <w:rPr>
                 <w:rFonts w:ascii="Arial" w:eastAsia="Arial" w:hAnsi="Arial" w:cs="Arial"/>
@@ -2396,8 +2436,8 @@
               </w:rPr>
               <w:t xml:space="preserve"> </w:t>
             </w:r>
-            <w:bookmarkStart w:id="41" w:name="rrk1vqer8ww8" w:colFirst="0" w:colLast="0"/>
-            <w:bookmarkEnd w:id="41"/>
+            <w:bookmarkStart w:id="40" w:name="rrk1vqer8ww8" w:colFirst="0" w:colLast="0"/>
+            <w:bookmarkEnd w:id="40"/>
             <w:r>
               <w:rPr>
                 <w:rFonts w:ascii="Arial" w:eastAsia="Arial" w:hAnsi="Arial" w:cs="Arial"/>
@@ -2592,8 +2632,8 @@
               </w:rPr>
               <w:t xml:space="preserve"> </w:t>
             </w:r>
-            <w:bookmarkStart w:id="42" w:name="g93b1466hsjw" w:colFirst="0" w:colLast="0"/>
-            <w:bookmarkEnd w:id="42"/>
+            <w:bookmarkStart w:id="41" w:name="g93b1466hsjw" w:colFirst="0" w:colLast="0"/>
+            <w:bookmarkEnd w:id="41"/>
             <w:r>
               <w:rPr>
                 <w:rFonts w:ascii="Arial" w:eastAsia="Arial" w:hAnsi="Arial" w:cs="Arial"/>
@@ -2646,63 +2686,63 @@
         </w:rPr>
         <w:t xml:space="preserve">DISPOSICIONES APLICABLES EN CASO DE EXENCIÓN: </w:t>
       </w:r>
-      <w:bookmarkStart w:id="43" w:name="w8yqunayxgdv" w:colFirst="0" w:colLast="0"/>
+      <w:bookmarkStart w:id="42" w:name="w8yqunayxgdv" w:colFirst="0" w:colLast="0"/>
+      <w:bookmarkEnd w:id="42"/>
+      <w:r>
+        <w:rPr>
+          <w:rFonts w:ascii="Arial" w:eastAsia="Arial" w:hAnsi="Arial" w:cs="Arial"/>
+          <w:sz w:val="16"/>
+          <w:szCs w:val="16"/>
+        </w:rPr>
+        <w:t>     </w:t>
+      </w:r>
+    </w:p>
+    <w:p>
+      <w:pPr>
+        <w:rPr>
+          <w:rFonts w:ascii="Arial" w:eastAsia="Arial" w:hAnsi="Arial" w:cs="Arial"/>
+          <w:sz w:val="16"/>
+          <w:szCs w:val="16"/>
+        </w:rPr>
+      </w:pPr>
+    </w:p>
+    <w:p>
+      <w:pPr>
+        <w:rPr>
+          <w:rFonts w:ascii="Arial" w:eastAsia="Arial" w:hAnsi="Arial" w:cs="Arial"/>
+          <w:sz w:val="16"/>
+          <w:szCs w:val="16"/>
+        </w:rPr>
+      </w:pPr>
+      <w:r>
+        <w:rPr>
+          <w:rFonts w:ascii="Arial" w:eastAsia="Arial" w:hAnsi="Arial" w:cs="Arial"/>
+          <w:sz w:val="16"/>
+          <w:szCs w:val="16"/>
+        </w:rPr>
+        <w:t>EN CASO DE ESCRITURAS PRIVADAS Y OPERACIONES EN FIDEICOMISO, ANEXAR FOTOCOPIAS POR DUPLICADO.</w:t>
+      </w:r>
+    </w:p>
+    <w:p>
+      <w:pPr>
+        <w:rPr>
+          <w:rFonts w:ascii="Arial" w:eastAsia="Arial" w:hAnsi="Arial" w:cs="Arial"/>
+          <w:sz w:val="16"/>
+          <w:szCs w:val="16"/>
+        </w:rPr>
+      </w:pPr>
+    </w:p>
+    <w:p>
+      <w:pPr>
+        <w:rPr>
+          <w:rFonts w:ascii="Arial" w:eastAsia="Arial" w:hAnsi="Arial" w:cs="Arial"/>
+          <w:sz w:val="16"/>
+          <w:szCs w:val="16"/>
+          <w:u w:val="single"/>
+        </w:rPr>
+      </w:pPr>
+      <w:bookmarkStart w:id="43" w:name="7g6oyq6pw47v" w:colFirst="0" w:colLast="0"/>
       <w:bookmarkEnd w:id="43"/>
-      <w:r>
-        <w:rPr>
-          <w:rFonts w:ascii="Arial" w:eastAsia="Arial" w:hAnsi="Arial" w:cs="Arial"/>
-          <w:sz w:val="16"/>
-          <w:szCs w:val="16"/>
-        </w:rPr>
-        <w:t>     </w:t>
-      </w:r>
-    </w:p>
-    <w:p>
-      <w:pPr>
-        <w:rPr>
-          <w:rFonts w:ascii="Arial" w:eastAsia="Arial" w:hAnsi="Arial" w:cs="Arial"/>
-          <w:sz w:val="16"/>
-          <w:szCs w:val="16"/>
-        </w:rPr>
-      </w:pPr>
-    </w:p>
-    <w:p>
-      <w:pPr>
-        <w:rPr>
-          <w:rFonts w:ascii="Arial" w:eastAsia="Arial" w:hAnsi="Arial" w:cs="Arial"/>
-          <w:sz w:val="16"/>
-          <w:szCs w:val="16"/>
-        </w:rPr>
-      </w:pPr>
-      <w:r>
-        <w:rPr>
-          <w:rFonts w:ascii="Arial" w:eastAsia="Arial" w:hAnsi="Arial" w:cs="Arial"/>
-          <w:sz w:val="16"/>
-          <w:szCs w:val="16"/>
-        </w:rPr>
-        <w:t>EN CASO DE ESCRITURAS PRIVADAS Y OPERACIONES EN FIDEICOMISO, ANEXAR FOTOCOPIAS POR DUPLICADO.</w:t>
-      </w:r>
-    </w:p>
-    <w:p>
-      <w:pPr>
-        <w:rPr>
-          <w:rFonts w:ascii="Arial" w:eastAsia="Arial" w:hAnsi="Arial" w:cs="Arial"/>
-          <w:sz w:val="16"/>
-          <w:szCs w:val="16"/>
-        </w:rPr>
-      </w:pPr>
-    </w:p>
-    <w:p>
-      <w:pPr>
-        <w:rPr>
-          <w:rFonts w:ascii="Arial" w:eastAsia="Arial" w:hAnsi="Arial" w:cs="Arial"/>
-          <w:sz w:val="16"/>
-          <w:szCs w:val="16"/>
-          <w:u w:val="single"/>
-        </w:rPr>
-      </w:pPr>
-      <w:bookmarkStart w:id="44" w:name="7g6oyq6pw47v" w:colFirst="0" w:colLast="0"/>
-      <w:bookmarkEnd w:id="44"/>
       <w:r>
         <w:rPr>
           <w:rFonts w:ascii="Arial" w:eastAsia="Arial" w:hAnsi="Arial" w:cs="Arial"/>
@@ -2860,8 +2900,8 @@
           <w:szCs w:val="16"/>
         </w:rPr>
       </w:pPr>
-      <w:bookmarkStart w:id="45" w:name="baj7zhy73t4i" w:colFirst="0" w:colLast="0"/>
-      <w:bookmarkEnd w:id="45"/>
+      <w:bookmarkStart w:id="44" w:name="baj7zhy73t4i" w:colFirst="0" w:colLast="0"/>
+      <w:bookmarkEnd w:id="44"/>
     </w:p>
     <w:p>
       <w:pPr>
@@ -2992,7 +3032,7 @@
               </wp:anchor>
             </w:drawing>
           </mc:Choice>
-          <mc:Fallback xmlns:sl="http://schemas.openxmlformats.org/schemaLibrary/2006/main" xmlns:a="http://schemas.openxmlformats.org/drawingml/2006/main" xmlns:pic="http://schemas.openxmlformats.org/drawingml/2006/picture" xmlns:c="http://schemas.openxmlformats.org/drawingml/2006/chart" xmlns:lc="http://schemas.openxmlformats.org/drawingml/2006/lockedCanvas" xmlns:dgm="http://schemas.openxmlformats.org/drawingml/2006/diagram" xmlns="http://schemas.microsoft.com/office/tasks/2019/documenttasks" xmlns:cr="http://schemas.microsoft.com/office/comments/2020/reactions">
+          <mc:Fallback xmlns:cr="http://schemas.microsoft.com/office/comments/2020/reactions" xmlns="http://schemas.microsoft.com/office/tasks/2019/documenttasks" xmlns:dgm="http://schemas.openxmlformats.org/drawingml/2006/diagram" xmlns:lc="http://schemas.openxmlformats.org/drawingml/2006/lockedCanvas" xmlns:c="http://schemas.openxmlformats.org/drawingml/2006/chart" xmlns:pic="http://schemas.openxmlformats.org/drawingml/2006/picture" xmlns:a="http://schemas.openxmlformats.org/drawingml/2006/main" xmlns:sl="http://schemas.openxmlformats.org/schemaLibrary/2006/main">
             <w:drawing>
               <wp:anchor allowOverlap="1" behindDoc="0" distB="0" distT="0" distL="114300" distR="114300" hidden="0" layoutInCell="1" locked="0" relativeHeight="0" simplePos="0">
                 <wp:simplePos x="0" y="0"/>
@@ -3299,7 +3339,7 @@
             </wp:anchor>
           </w:drawing>
         </mc:Choice>
-        <mc:Fallback xmlns:sl="http://schemas.openxmlformats.org/schemaLibrary/2006/main" xmlns:a="http://schemas.openxmlformats.org/drawingml/2006/main" xmlns:pic="http://schemas.openxmlformats.org/drawingml/2006/picture" xmlns:c="http://schemas.openxmlformats.org/drawingml/2006/chart" xmlns:lc="http://schemas.openxmlformats.org/drawingml/2006/lockedCanvas" xmlns:dgm="http://schemas.openxmlformats.org/drawingml/2006/diagram" xmlns="http://schemas.microsoft.com/office/tasks/2019/documenttasks" xmlns:cr="http://schemas.microsoft.com/office/comments/2020/reactions">
+        <mc:Fallback xmlns:cr="http://schemas.microsoft.com/office/comments/2020/reactions" xmlns="http://schemas.microsoft.com/office/tasks/2019/documenttasks" xmlns:dgm="http://schemas.openxmlformats.org/drawingml/2006/diagram" xmlns:lc="http://schemas.openxmlformats.org/drawingml/2006/lockedCanvas" xmlns:c="http://schemas.openxmlformats.org/drawingml/2006/chart" xmlns:pic="http://schemas.openxmlformats.org/drawingml/2006/picture" xmlns:a="http://schemas.openxmlformats.org/drawingml/2006/main" xmlns:sl="http://schemas.openxmlformats.org/schemaLibrary/2006/main">
           <w:drawing>
             <wp:anchor allowOverlap="1" behindDoc="0" distB="0" distT="0" distL="114300" distR="114300" hidden="0" layoutInCell="1" locked="0" relativeHeight="0" simplePos="0">
               <wp:simplePos x="0" y="0"/>

--- a/Plantilla_Generica.docx
+++ b/Plantilla_Generica.docx
@@ -632,7 +632,7 @@
           <w:sz w:val="16"/>
           <w:szCs w:val="16"/>
         </w:rPr>
-        <w:t xml:space="preserve">{{ lugar_fecha_firma }}        </w:t>
+        <w:t>{{ lugar_fecha_firma }} / {{ fecha_cierre }}</w:t>
       </w:r>
     </w:p>
     <w:p>
@@ -668,7 +668,23 @@
           <w:sz w:val="16"/>
           <w:szCs w:val="16"/>
         </w:rPr>
-        <w:t xml:space="preserve">                                                        </w:t>
+        <w:t> </w:t>
+      </w:r>
+      <w:r>
+        <w:rPr>
+          <w:rFonts w:ascii="Arial" w:eastAsia="Arial" w:hAnsi="Arial" w:cs="Arial"/>
+          <w:sz w:val="16"/>
+          <w:szCs w:val="16"/>
+        </w:rPr>
+        <w:t>{{ fecha_resolucion }}</w:t>
+      </w:r>
+      <w:r>
+        <w:rPr>
+          <w:rFonts w:ascii="Arial" w:eastAsia="Arial" w:hAnsi="Arial" w:cs="Arial"/>
+          <w:sz w:val="16"/>
+          <w:szCs w:val="16"/>
+        </w:rPr>
+        <w:t xml:space="preserve">                                                       </w:t>
       </w:r>
     </w:p>
     <w:p>
@@ -1254,14 +1270,6 @@
         </w:rPr>
         <w:t>PROCEDENCIA O ANTECEDENTES DE LA ADQUISICIÓN</w:t>
       </w:r>
-      <w:r>
-        <w:rPr>
-          <w:rFonts w:ascii="Arial" w:eastAsia="Arial" w:hAnsi="Arial" w:cs="Arial"/>
-          <w:sz w:val="20"/>
-          <w:szCs w:val="20"/>
-        </w:rPr>
-        <w:t xml:space="preserve"> </w:t>
-      </w:r>
       <w:bookmarkStart w:id="23" w:name="ijxdp4q6iw8q" w:colFirst="0" w:colLast="0"/>
       <w:bookmarkEnd w:id="23"/>
       <w:r>
@@ -1270,7 +1278,24 @@
           <w:sz w:val="20"/>
           <w:szCs w:val="20"/>
         </w:rPr>
-        <w:t>     </w:t>
+        <w:t>:</w:t>
+      </w:r>
+    </w:p>
+    <w:p>
+      <w:pPr>
+        <w:rPr>
+          <w:rFonts w:ascii="Arial" w:eastAsia="Arial" w:hAnsi="Arial" w:cs="Arial"/>
+          <w:sz w:val="18"/>
+          <w:szCs w:val="18"/>
+        </w:rPr>
+      </w:pPr>
+      <w:r>
+        <w:rPr>
+          <w:rFonts w:ascii="Arial" w:eastAsia="Arial" w:hAnsi="Arial" w:cs="Arial"/>
+          <w:sz w:val="18"/>
+          <w:szCs w:val="18"/>
+        </w:rPr>
+        <w:t>{{ antecedentes_registro }}</w:t>
       </w:r>
     </w:p>
     <w:p>
